--- a/AI plan.docx
+++ b/AI plan.docx
@@ -1,131 +1,198 @@
 
 <file path=word/document.xml><?xml version="1.0" encoding="utf-8"?>
-<w:document xmlns:wpc="http://schemas.microsoft.com/office/word/2010/wordprocessingCanvas" xmlns:cx="http://schemas.microsoft.com/office/drawing/2014/chartex" xmlns:cx1="http://schemas.microsoft.com/office/drawing/2015/9/8/chartex" xmlns:cx2="http://schemas.microsoft.com/office/drawing/2015/10/21/chartex" xmlns:cx3="http://schemas.microsoft.com/office/drawing/2016/5/9/chartex" xmlns:cx4="http://schemas.microsoft.com/office/drawing/2016/5/10/chartex" xmlns:cx5="http://schemas.microsoft.com/office/drawing/2016/5/11/chartex" xmlns:cx6="http://schemas.microsoft.com/office/drawing/2016/5/12/chartex" xmlns:cx7="http://schemas.microsoft.com/office/drawing/2016/5/13/chartex" xmlns:cx8="http://schemas.microsoft.com/office/drawing/2016/5/14/chartex" xmlns:mc="http://schemas.openxmlformats.org/markup-compatibility/2006" xmlns:aink="http://schemas.microsoft.com/office/drawing/2016/ink" xmlns:am3d="http://schemas.microsoft.com/office/drawing/2017/model3d" xmlns:o="urn:schemas-microsoft-com:office:office" xmlns:oel="http://schemas.microsoft.com/office/2019/extlst" xmlns:r="http://schemas.openxmlformats.org/officeDocument/2006/relationships" xmlns:m="http://schemas.openxmlformats.org/officeDocument/2006/math" xmlns:v="urn:schemas-microsoft-com:vml" xmlns:wp14="http://schemas.microsoft.com/office/word/2010/wordprocessingDrawing" xmlns:wp="http://schemas.openxmlformats.org/drawingml/2006/wordprocessingDrawing" xmlns:w10="urn:schemas-microsoft-com:office:word" xmlns:w="http://schemas.openxmlformats.org/wordprocessingml/2006/main" xmlns:w14="http://schemas.microsoft.com/office/word/2010/wordml" xmlns:w15="http://schemas.microsoft.com/office/word/2012/wordml" xmlns:w16cex="http://schemas.microsoft.com/office/word/2018/wordml/cex" xmlns:w16cid="http://schemas.microsoft.com/office/word/2016/wordml/cid" xmlns:w16="http://schemas.microsoft.com/office/word/2018/wordml" xmlns:w16du="http://schemas.microsoft.com/office/word/2023/wordml/word16du" xmlns:w16sdtdh="http://schemas.microsoft.com/office/word/2020/wordml/sdtdatahash" xmlns:w16sdtfl="http://schemas.microsoft.com/office/word/2024/wordml/sdtformatlock" xmlns:w16se="http://schemas.microsoft.com/office/word/2015/wordml/symex" xmlns:wpg="http://schemas.microsoft.com/office/word/2010/wordprocessingGroup" xmlns:wpi="http://schemas.microsoft.com/office/word/2010/wordprocessingInk" xmlns:wne="http://schemas.microsoft.com/office/word/2006/wordml" xmlns:wps="http://schemas.microsoft.com/office/word/2010/wordprocessingShape" mc:Ignorable="w14 w15 w16se w16cid w16 w16cex w16sdtdh w16sdtfl w16du wp14">
+<w:document xmlns:wpc="http://schemas.microsoft.com/office/word/2010/wordprocessingCanvas" xmlns:cx="http://schemas.microsoft.com/office/drawing/2014/chartex" xmlns:cx1="http://schemas.microsoft.com/office/drawing/2015/9/8/chartex" xmlns:cx2="http://schemas.microsoft.com/office/drawing/2015/10/21/chartex" xmlns:cx3="http://schemas.microsoft.com/office/drawing/2016/5/9/chartex" xmlns:cx4="http://schemas.microsoft.com/office/drawing/2016/5/10/chartex" xmlns:cx5="http://schemas.microsoft.com/office/drawing/2016/5/11/chartex" xmlns:cx6="http://schemas.microsoft.com/office/drawing/2016/5/12/chartex" xmlns:cx7="http://schemas.microsoft.com/office/drawing/2016/5/13/chartex" xmlns:cx8="http://schemas.microsoft.com/office/drawing/2016/5/14/chartex" xmlns:mc="http://schemas.openxmlformats.org/markup-compatibility/2006" xmlns:m="http://schemas.openxmlformats.org/officeDocument/2006/math" xmlns:aink="http://schemas.microsoft.com/office/drawing/2016/ink" xmlns:am3d="http://schemas.microsoft.com/office/drawing/2017/model3d" xmlns:oel="http://schemas.microsoft.com/office/2019/extlst" xmlns:r="http://schemas.openxmlformats.org/officeDocument/2006/relationships" xmlns:wp14="http://schemas.microsoft.com/office/word/2010/wordprocessingDrawing" xmlns:wp="http://schemas.openxmlformats.org/drawingml/2006/wordprocessingDrawing" xmlns:wpg="http://schemas.microsoft.com/office/word/2010/wordprocessingGroup" xmlns:wpi="http://schemas.microsoft.com/office/word/2010/wordprocessingInk" xmlns:wps="http://schemas.microsoft.com/office/word/2010/wordprocessingShape" xmlns:o="urn:schemas-microsoft-com:office:office" xmlns:v="urn:schemas-microsoft-com:vml" xmlns:w10="urn:schemas-microsoft-com:office:word" xmlns:w="http://schemas.openxmlformats.org/wordprocessingml/2006/main" xmlns:w14="http://schemas.microsoft.com/office/word/2010/wordml" xmlns:w15="http://schemas.microsoft.com/office/word/2012/wordml" xmlns:w16cex="http://schemas.microsoft.com/office/word/2018/wordml/cex" xmlns:w16cid="http://schemas.microsoft.com/office/word/2016/wordml/cid" xmlns:w16="http://schemas.microsoft.com/office/word/2018/wordml" xmlns:w16sdtdh="http://schemas.microsoft.com/office/word/2020/wordml/sdtdatahash" xmlns:w16sdtfl="http://schemas.microsoft.com/office/word/2024/wordml/sdtformatlock" xmlns:w16se="http://schemas.microsoft.com/office/word/2015/wordml/symex" xmlns:w16du="http://schemas.microsoft.com/office/word/2023/wordml/word16du" xmlns:wne="http://schemas.microsoft.com/office/word/2006/wordml" mc:Ignorable="w14 w15 w16se w16cid w16 w16cex w16sdtdh w16sdtfl w16du wp14">
   <w:body>
     <w:p>
-      <w:r>
-        <w:rPr/>
+      <w:pPr>
+        <w:rPr>
+          <w:b/>
+          <w:bCs/>
+        </w:rPr>
+      </w:pPr>
+      <w:r>
+        <w:rPr>
+          <w:b/>
+          <w:bCs/>
+        </w:rPr>
         <w:t>"Try it on" AI preview for clothing</w:t>
       </w:r>
       <w:r>
-        <w:rPr/>
-        <w:t xml:space="preserve"> (</w:t>
-      </w:r>
-      <w:r>
-        <w:rPr/>
-        <w:t>grad</w:t>
-      </w:r>
-      <w:r>
-        <w:rPr/>
-        <w:t xml:space="preserve"> 2)</w:t>
-      </w:r>
-    </w:p>
-    <w:p>
-      <w:r>
-        <w:t xml:space="preserve">The idea: Sizing mismatches are a big, documented source of returns and buyer distrust. Let a buyer upload one photo and see an AI-generated preview of roughly how a piece of clothing would look/fit on </w:t>
-      </w:r>
-      <w:proofErr w:type="gramStart"/>
-      <w:r>
-        <w:t>them, or</w:t>
-      </w:r>
-      <w:proofErr w:type="gramEnd"/>
-      <w:r>
-        <w:t xml:space="preserve"> compare their measurements to the seller's actual size chart.</w:t>
-      </w:r>
-    </w:p>
-    <w:p>
-      <w:r>
-        <w:t>Why it's creative: This is a real use of AI to reduce returns, not just a novelty — and virtually no small/mid Egyptian platform offers anything like it.</w:t>
-      </w:r>
-    </w:p>
-    <w:p>
-      <w:r>
-        <w:t>Tech needed: An image generation/virtual try-on model, size-chart data structuring.</w:t>
-      </w:r>
-    </w:p>
-    <w:p>
-      <w:r>
-        <w:t>Extra mile: If a buyer's measurements don't match the available size well, proactively suggest they message the seller before buying, preventing the return before it happens.</w:t>
+        <w:rPr>
+          <w:b/>
+          <w:bCs/>
+        </w:rPr>
+        <w:t xml:space="preserve"> (grad 2)</w:t>
+      </w:r>
+    </w:p>
+    <w:p>
+      <w:r>
+        <w:rPr>
+          <w:b/>
+          <w:bCs/>
+        </w:rPr>
+        <w:t>The idea:</w:t>
+      </w:r>
+      <w:r>
+        <w:t xml:space="preserve"> Sizing mismatches are a big, documented source of returns and buyer distrust. Let a buyer upload one photo and see an AI-generated preview of roughly how a piece of clothing would look/fit on them, or compare their measurements to the seller's actual size chart.</w:t>
+      </w:r>
+    </w:p>
+    <w:p>
+      <w:r>
+        <w:rPr>
+          <w:b/>
+          <w:bCs/>
+        </w:rPr>
+        <w:t>Why it's creative:</w:t>
+      </w:r>
+      <w:r>
+        <w:t xml:space="preserve"> This is a real use of AI to reduce returns, not just a novelty — and virtually no small/mid Egyptian platform offers anything like it.</w:t>
+      </w:r>
+    </w:p>
+    <w:p>
+      <w:r>
+        <w:rPr>
+          <w:b/>
+          <w:bCs/>
+        </w:rPr>
+        <w:t>Tech needed</w:t>
+      </w:r>
+      <w:r>
+        <w:t>: An image generation/virtual try-on model, size-chart data structuring.</w:t>
+      </w:r>
+    </w:p>
+    <w:p>
+      <w:r>
+        <w:rPr>
+          <w:b/>
+          <w:bCs/>
+        </w:rPr>
+        <w:t>Extra mile:</w:t>
+      </w:r>
+      <w:r>
+        <w:t xml:space="preserve"> If a buyer's measurements don't match the available size well, proactively suggest they message the seller before buying, preventing the return before it happens.</w:t>
       </w:r>
     </w:p>
     <w:p/>
     <w:p/>
     <w:p>
-      <w:r>
-        <w:rPr/>
+      <w:pPr>
+        <w:rPr>
+          <w:b/>
+          <w:bCs/>
+        </w:rPr>
+      </w:pPr>
+      <w:r>
+        <w:rPr>
+          <w:b/>
+          <w:bCs/>
+        </w:rPr>
         <w:t>5. Egyptian-dialect AI assistant (not generic Arabic)</w:t>
       </w:r>
       <w:r>
-        <w:rPr/>
-        <w:t xml:space="preserve"> (</w:t>
-      </w:r>
-      <w:r>
-        <w:rPr/>
-        <w:t>grad</w:t>
-      </w:r>
-      <w:r>
-        <w:rPr/>
-        <w:t xml:space="preserve"> 1)</w:t>
-      </w:r>
-    </w:p>
-    <w:p>
-      <w:r>
-        <w:t>The problem it solves: Most AI tools support formal/standard Arabic, but Egyptians speak and write in their own dialect. A chatbot that "sounds foreign" breaks trust immediately.</w:t>
-      </w:r>
-    </w:p>
-    <w:p>
-      <w:r>
-        <w:t>What it does: Every AI-facing feature (order confirmation, customer support, the seller assistant) is tuned specifically for Egyptian Arabic, including common phrases and tone.</w:t>
-      </w:r>
-    </w:p>
-    <w:p>
-      <w:r>
-        <w:t>Languages/tech needed: Fine-tuning or careful prompting of a language model specifically on Egyptian dialect data.</w:t>
-      </w:r>
-    </w:p>
-    <w:p>
-      <w:r>
-        <w:t xml:space="preserve">Why it markets itself: Buyers and sellers notice immediately when something "sounds local" versus </w:t>
-      </w:r>
-      <w:proofErr w:type="gramStart"/>
-      <w:r>
-        <w:t>generic —</w:t>
-      </w:r>
-      <w:proofErr w:type="gramEnd"/>
-      <w:r>
-        <w:t xml:space="preserve"> this is a small technical detail with an outsized trust impact.</w:t>
+        <w:rPr>
+          <w:b/>
+          <w:bCs/>
+        </w:rPr>
+        <w:t xml:space="preserve"> (grad 1)</w:t>
+      </w:r>
+    </w:p>
+    <w:p>
+      <w:r>
+        <w:rPr>
+          <w:b/>
+          <w:bCs/>
+        </w:rPr>
+        <w:t xml:space="preserve">The problem it solves: </w:t>
+      </w:r>
+      <w:r>
+        <w:t>Most AI tools support formal/standard Arabic, but Egyptians speak and write in their own dialect. A chatbot that "sounds foreign" breaks trust immediately.</w:t>
+      </w:r>
+    </w:p>
+    <w:p>
+      <w:r>
+        <w:rPr>
+          <w:b/>
+          <w:bCs/>
+        </w:rPr>
+        <w:t>What it does:</w:t>
+      </w:r>
+      <w:r>
+        <w:t xml:space="preserve"> Every AI-facing feature (order confirmation, customer support, the seller assistant) is tuned specifically for Egyptian Arabic, including common phrases and tone.</w:t>
+      </w:r>
+    </w:p>
+    <w:p>
+      <w:r>
+        <w:rPr>
+          <w:b/>
+          <w:bCs/>
+        </w:rPr>
+        <w:t>Languages/tech needed:</w:t>
+      </w:r>
+      <w:r>
+        <w:t xml:space="preserve"> Fine-tuning or careful prompting of a language model specifically on Egyptian dialect data.</w:t>
+      </w:r>
+    </w:p>
+    <w:p>
+      <w:r>
+        <w:rPr>
+          <w:b/>
+          <w:bCs/>
+        </w:rPr>
+        <w:t>Why it markets itself:</w:t>
+      </w:r>
+      <w:r>
+        <w:t xml:space="preserve"> Buyers and sellers notice immediately when something "sounds local" versus generic — this is a small technical detail with an outsized trust impact.</w:t>
       </w:r>
     </w:p>
     <w:p/>
     <w:p>
-      <w:r>
-        <w:rPr/>
+      <w:pPr>
+        <w:rPr>
+          <w:b/>
+          <w:bCs/>
+        </w:rPr>
+      </w:pPr>
+      <w:r>
+        <w:rPr>
+          <w:b/>
+          <w:bCs/>
+        </w:rPr>
         <w:t>AI shopping agent access (agent-native storefront)</w:t>
       </w:r>
       <w:r>
-        <w:rPr/>
-        <w:t xml:space="preserve"> (</w:t>
-      </w:r>
-      <w:r>
-        <w:rPr/>
-        <w:t>grad</w:t>
-      </w:r>
-      <w:r>
-        <w:rPr/>
-        <w:t xml:space="preserve"> 2)</w:t>
-      </w:r>
-    </w:p>
-    <w:p>
-      <w:r>
-        <w:t>What it is: Product data organized so an AI assistant (like ChatGPT or a similar tool) can search, compare, and place a real order on the buyer's behalf, instead of the buyer clicking through pages manually.</w:t>
-      </w:r>
-    </w:p>
-    <w:p>
-      <w:r>
+        <w:rPr>
+          <w:b/>
+          <w:bCs/>
+        </w:rPr>
+        <w:t xml:space="preserve"> (grad 2)</w:t>
+      </w:r>
+    </w:p>
+    <w:p>
+      <w:r>
+        <w:rPr>
+          <w:b/>
+          <w:bCs/>
+        </w:rPr>
+        <w:t xml:space="preserve">What it is: </w:t>
+      </w:r>
+      <w:r>
+        <w:t>Product data organized so an AI assistant (like ChatGPT or a similar tool) can search, compare, and place a real order on the buyer's behalf, instead of the buyer clicking through pages manually.</w:t>
+      </w:r>
+    </w:p>
+    <w:p>
+      <w:r>
+        <w:rPr>
+          <w:b/>
+          <w:bCs/>
+        </w:rPr>
         <w:t>Edge over Shopify/</w:t>
       </w:r>
       <w:proofErr w:type="spellStart"/>
       <w:r>
+        <w:rPr>
+          <w:b/>
+          <w:bCs/>
+        </w:rPr>
         <w:t>Vondera</w:t>
       </w:r>
       <w:proofErr w:type="spellEnd"/>
@@ -143,114 +210,194 @@
     </w:p>
     <w:p>
       <w:r>
-        <w:lastRenderedPageBreak/>
-        <w:t>Tech needed: Structured product data (JSON-LD / schema.org), an API or "function-calling" endpoint an AI can call, basic order/checkout API.</w:t>
-      </w:r>
-    </w:p>
-    <w:p>
-      <w:r>
-        <w:t xml:space="preserve">How to go further for customers: Let the AI agent also </w:t>
-      </w:r>
-      <w:proofErr w:type="gramStart"/>
-      <w:r>
-        <w:t>answer</w:t>
-      </w:r>
-      <w:proofErr w:type="gramEnd"/>
-      <w:r>
-        <w:t xml:space="preserve"> questions about the product (size, stock, delivery time) in real time, not just list it — so the whole buying conversation happens without the buyer leaving the chat.</w:t>
+        <w:rPr>
+          <w:b/>
+          <w:bCs/>
+        </w:rPr>
+        <w:t>Tech needed</w:t>
+      </w:r>
+      <w:r>
+        <w:t>: Structured product data (JSON-LD / schema.org), an API or "function-calling" endpoint an AI can call, basic order/checkout API.</w:t>
+      </w:r>
+    </w:p>
+    <w:p>
+      <w:r>
+        <w:rPr>
+          <w:b/>
+          <w:bCs/>
+        </w:rPr>
+        <w:t>How to go further for customers</w:t>
+      </w:r>
+      <w:r>
+        <w:t>: Let the AI agent also answer questions about the product (size, stock, delivery time) in real time, not just list it — so the whole buying conversation happens without the buyer leaving the chat.</w:t>
       </w:r>
     </w:p>
     <w:p/>
     <w:p>
-      <w:r>
-        <w:rPr/>
+      <w:pPr>
+        <w:rPr>
+          <w:b/>
+          <w:bCs/>
+        </w:rPr>
+      </w:pPr>
+      <w:r>
+        <w:rPr>
+          <w:b/>
+          <w:bCs/>
+        </w:rPr>
         <w:t>Speech to text</w:t>
       </w:r>
       <w:r>
-        <w:rPr/>
+        <w:rPr>
+          <w:b/>
+          <w:bCs/>
+        </w:rPr>
         <w:t xml:space="preserve"> (grad 1)</w:t>
       </w:r>
     </w:p>
     <w:p>
-      <w:r>
-        <w:rPr/>
+      <w:pPr>
+        <w:rPr>
+          <w:b/>
+          <w:bCs/>
+        </w:rPr>
+      </w:pPr>
+    </w:p>
+    <w:p>
+      <w:pPr>
+        <w:rPr>
+          <w:b/>
+          <w:bCs/>
+        </w:rPr>
+      </w:pPr>
+      <w:r>
+        <w:rPr>
+          <w:b/>
+          <w:bCs/>
+        </w:rPr>
         <w:t>Billigual</w:t>
       </w:r>
       <w:r>
-        <w:rPr/>
-        <w:t xml:space="preserve"> (</w:t>
-      </w:r>
-      <w:r>
-        <w:rPr/>
-        <w:t>grad</w:t>
-      </w:r>
-      <w:r>
-        <w:rPr/>
-        <w:t xml:space="preserve"> 1)</w:t>
-      </w:r>
-    </w:p>
-    <w:p>
-      <w:r>
-        <w:rPr/>
+        <w:rPr>
+          <w:b/>
+          <w:bCs/>
+        </w:rPr>
+        <w:t xml:space="preserve"> (grad 1)</w:t>
+      </w:r>
+    </w:p>
+    <w:p>
+      <w:pPr>
+        <w:rPr>
+          <w:b/>
+          <w:bCs/>
+        </w:rPr>
+      </w:pPr>
+    </w:p>
+    <w:p>
+      <w:r>
+        <w:rPr>
+          <w:b/>
+          <w:bCs/>
+        </w:rPr>
+        <w:t xml:space="preserve">Note </w:t>
+      </w:r>
+      <w:r>
+        <w:rPr>
+          <w:b/>
+          <w:bCs/>
+        </w:rPr>
+        <w:t xml:space="preserve">: </w:t>
+      </w:r>
+      <w:r>
         <w:t xml:space="preserve">The AI team will work in </w:t>
       </w:r>
       <w:r>
-        <w:rPr/>
         <w:t xml:space="preserve">Parallel with </w:t>
       </w:r>
       <w:r>
-        <w:rPr/>
         <w:t>the backend team</w:t>
       </w:r>
     </w:p>
-    <w:p>
-      <w:r>
-        <w:rPr/>
+    <w:p/>
+    <w:p>
+      <w:pPr>
+        <w:rPr>
+          <w:b/>
+          <w:bCs/>
+        </w:rPr>
+      </w:pPr>
+      <w:r>
+        <w:rPr>
+          <w:b/>
+          <w:bCs/>
+        </w:rPr>
         <w:t xml:space="preserve">Editing </w:t>
       </w:r>
       <w:r>
-        <w:rPr/>
+        <w:rPr>
+          <w:b/>
+          <w:bCs/>
+        </w:rPr>
         <w:t>themes using an AI agent (</w:t>
       </w:r>
       <w:r>
-        <w:rPr/>
+        <w:rPr>
+          <w:b/>
+          <w:bCs/>
+        </w:rPr>
         <w:t>grad 2)</w:t>
       </w:r>
     </w:p>
     <w:p/>
-    <w:p>
-      <w:pPr>
-        <w:pStyle w:val="Normal"/>
-        <w:ind w:left="0"/>
-      </w:pPr>
-      <w:r>
-        <w:rPr/>
+    <w:p/>
+    <w:p>
+      <w:pPr>
+        <w:rPr>
+          <w:b/>
+          <w:bCs/>
+        </w:rPr>
+      </w:pPr>
+      <w:r>
+        <w:rPr>
+          <w:b/>
+          <w:bCs/>
+        </w:rPr>
         <w:t>Personalized recommendations</w:t>
       </w:r>
       <w:r>
-        <w:rPr/>
+        <w:rPr>
+          <w:b/>
+          <w:bCs/>
+        </w:rPr>
         <w:t xml:space="preserve"> (grad 1)</w:t>
       </w:r>
     </w:p>
     <w:p>
       <w:r>
-        <w:t xml:space="preserve">What it is: The store shows each </w:t>
-      </w:r>
-      <w:proofErr w:type="gramStart"/>
-      <w:r>
-        <w:t>buyer</w:t>
-      </w:r>
-      <w:proofErr w:type="gramEnd"/>
-      <w:r>
-        <w:t xml:space="preserve"> products picked for them, based on what they've looked at or bought before.</w:t>
-      </w:r>
-    </w:p>
-    <w:p>
-      <w:r>
+        <w:rPr>
+          <w:b/>
+          <w:bCs/>
+        </w:rPr>
+        <w:t xml:space="preserve">What it is: </w:t>
+      </w:r>
+      <w:r>
+        <w:t>The store shows each buyer products picked for them, based on what they've looked at or bought before.</w:t>
+      </w:r>
+    </w:p>
+    <w:p>
+      <w:r>
+        <w:rPr>
+          <w:b/>
+          <w:bCs/>
+        </w:rPr>
         <w:t>Edge over Shopify/</w:t>
       </w:r>
       <w:proofErr w:type="spellStart"/>
       <w:r>
+        <w:rPr>
+          <w:b/>
+          <w:bCs/>
+        </w:rPr>
         <w:t>Vondera</w:t>
       </w:r>
       <w:proofErr w:type="spellEnd"/>
@@ -268,28 +415,772 @@
     </w:p>
     <w:p>
       <w:r>
-        <w:t>Tech needed: A vector database (for similarity search), basic recommendation logic, buyer behavior tracking.</w:t>
-      </w:r>
-    </w:p>
-    <w:p>
-      <w:r>
-        <w:t>How to go further for customers: Use it to also warn buyers about sizing/fit issues based on past returns, not just push more products.</w:t>
+        <w:rPr>
+          <w:b/>
+          <w:bCs/>
+        </w:rPr>
+        <w:t>Tech needed</w:t>
+      </w:r>
+      <w:r>
+        <w:t>: A vector database (for similarity search), basic recommendation logic, buyer behavior tracking.</w:t>
+      </w:r>
+    </w:p>
+    <w:p>
+      <w:r>
+        <w:rPr>
+          <w:b/>
+          <w:bCs/>
+        </w:rPr>
+        <w:t>How to go further for customers:</w:t>
+      </w:r>
+      <w:r>
+        <w:t xml:space="preserve"> Use it to also warn buyers about sizing/fit issues based on past returns, not just push more products.</w:t>
       </w:r>
     </w:p>
     <w:p/>
     <w:p>
+      <w:pPr>
+        <w:rPr>
+          <w:b/>
+          <w:bCs/>
+        </w:rPr>
+      </w:pPr>
       <w:proofErr w:type="spellStart"/>
       <w:r>
+        <w:rPr>
+          <w:b/>
+          <w:bCs/>
+        </w:rPr>
         <w:t>Whatsapp</w:t>
       </w:r>
       <w:proofErr w:type="spellEnd"/>
       <w:r>
+        <w:rPr>
+          <w:b/>
+          <w:bCs/>
+        </w:rPr>
         <w:t xml:space="preserve"> automated message (grad 1)</w:t>
       </w:r>
     </w:p>
+    <w:p/>
+    <w:p>
+      <w:pPr>
+        <w:pStyle w:val="NormalWeb"/>
+        <w:rPr>
+          <w:rStyle w:val="apple-converted-space"/>
+          <w:b/>
+          <w:bCs/>
+          <w:color w:val="000000"/>
+        </w:rPr>
+      </w:pPr>
+      <w:r>
+        <w:rPr>
+          <w:b/>
+          <w:bCs/>
+          <w:color w:val="000000"/>
+        </w:rPr>
+        <w:t>From Product to Brand — Identity Starter Kit (grad 2)</w:t>
+      </w:r>
+      <w:r>
+        <w:rPr>
+          <w:rStyle w:val="apple-converted-space"/>
+          <w:b/>
+          <w:bCs/>
+          <w:color w:val="000000"/>
+        </w:rPr>
+        <w:t> </w:t>
+      </w:r>
+    </w:p>
+    <w:p>
+      <w:pPr>
+        <w:pStyle w:val="NormalWeb"/>
+        <w:rPr>
+          <w:rStyle w:val="apple-converted-space"/>
+          <w:color w:val="000000"/>
+        </w:rPr>
+      </w:pPr>
+      <w:r>
+        <w:rPr>
+          <w:b/>
+          <w:bCs/>
+          <w:color w:val="000000"/>
+        </w:rPr>
+        <w:t>The problem it solves:</w:t>
+      </w:r>
+      <w:r>
+        <w:rPr>
+          <w:rStyle w:val="apple-converted-space"/>
+          <w:color w:val="000000"/>
+        </w:rPr>
+        <w:t> </w:t>
+      </w:r>
+      <w:r>
+        <w:rPr>
+          <w:color w:val="000000"/>
+        </w:rPr>
+        <w:t>People who make great products often do not know how to package them into a brand, and a professional look is the biggest signal of trust for new buyers.</w:t>
+      </w:r>
+      <w:r>
+        <w:rPr>
+          <w:rStyle w:val="apple-converted-space"/>
+          <w:color w:val="000000"/>
+        </w:rPr>
+        <w:t> </w:t>
+      </w:r>
+    </w:p>
+    <w:p>
+      <w:pPr>
+        <w:pStyle w:val="NormalWeb"/>
+        <w:rPr>
+          <w:rStyle w:val="apple-converted-space"/>
+          <w:color w:val="000000"/>
+        </w:rPr>
+      </w:pPr>
+      <w:r>
+        <w:rPr>
+          <w:b/>
+          <w:bCs/>
+          <w:color w:val="000000"/>
+        </w:rPr>
+        <w:t>What it does:</w:t>
+      </w:r>
+      <w:r>
+        <w:rPr>
+          <w:rStyle w:val="apple-converted-space"/>
+          <w:color w:val="000000"/>
+        </w:rPr>
+        <w:t> </w:t>
+      </w:r>
+      <w:r>
+        <w:rPr>
+          <w:color w:val="000000"/>
+        </w:rPr>
+        <w:t>A seller types a short description of their product, and the tool creates a starting brand kit that includes name ideas, a color palette, a logo concept, and a few lines of "about us" text.</w:t>
+      </w:r>
+      <w:r>
+        <w:rPr>
+          <w:rStyle w:val="apple-converted-space"/>
+          <w:color w:val="000000"/>
+        </w:rPr>
+        <w:t> </w:t>
+      </w:r>
+    </w:p>
+    <w:p>
+      <w:pPr>
+        <w:pStyle w:val="NormalWeb"/>
+        <w:rPr>
+          <w:rStyle w:val="apple-converted-space"/>
+          <w:color w:val="000000"/>
+        </w:rPr>
+      </w:pPr>
+      <w:r>
+        <w:rPr>
+          <w:b/>
+          <w:bCs/>
+          <w:color w:val="000000"/>
+        </w:rPr>
+        <w:t>Languages/tech needed:</w:t>
+      </w:r>
+      <w:r>
+        <w:rPr>
+          <w:rStyle w:val="apple-converted-space"/>
+          <w:color w:val="000000"/>
+        </w:rPr>
+        <w:t> </w:t>
+      </w:r>
+      <w:r>
+        <w:rPr>
+          <w:color w:val="000000"/>
+        </w:rPr>
+        <w:t>Any capable LLM for text generation, Stable Diffusion or a hosted API for visual generation, and Gradio for the interface.</w:t>
+      </w:r>
+      <w:r>
+        <w:rPr>
+          <w:rStyle w:val="apple-converted-space"/>
+          <w:color w:val="000000"/>
+        </w:rPr>
+        <w:t> </w:t>
+      </w:r>
+    </w:p>
+    <w:p>
+      <w:pPr>
+        <w:pStyle w:val="NormalWeb"/>
+        <w:rPr>
+          <w:color w:val="000000"/>
+        </w:rPr>
+      </w:pPr>
+      <w:r>
+        <w:rPr>
+          <w:b/>
+          <w:bCs/>
+          <w:color w:val="000000"/>
+        </w:rPr>
+        <w:t>Why it markets itself:</w:t>
+      </w:r>
+      <w:r>
+        <w:rPr>
+          <w:rStyle w:val="apple-converted-space"/>
+          <w:color w:val="000000"/>
+        </w:rPr>
+        <w:t> </w:t>
+      </w:r>
+      <w:r>
+        <w:rPr>
+          <w:color w:val="000000"/>
+        </w:rPr>
+        <w:t>It gives beginners a solid, realistic starting point they can actually use, keeping quality high without needing a branding agency.</w:t>
+      </w:r>
+    </w:p>
+    <w:p>
+      <w:pPr>
+        <w:pStyle w:val="NormalWeb"/>
+        <w:rPr>
+          <w:color w:val="000000"/>
+        </w:rPr>
+      </w:pPr>
+    </w:p>
+    <w:p>
+      <w:pPr>
+        <w:pStyle w:val="NormalWeb"/>
+        <w:rPr>
+          <w:b/>
+          <w:bCs/>
+          <w:color w:val="000000"/>
+        </w:rPr>
+      </w:pPr>
+      <w:r>
+        <w:rPr>
+          <w:b/>
+          <w:bCs/>
+          <w:color w:val="000000"/>
+        </w:rPr>
+        <w:t xml:space="preserve">Demand &amp; Trend Forecasting Dashboard (grad </w:t>
+      </w:r>
+      <w:r>
+        <w:rPr>
+          <w:b/>
+          <w:bCs/>
+          <w:color w:val="000000"/>
+        </w:rPr>
+        <w:t xml:space="preserve">2) </w:t>
+      </w:r>
+    </w:p>
+    <w:p>
+      <w:pPr>
+        <w:pStyle w:val="NormalWeb"/>
+        <w:rPr>
+          <w:rStyle w:val="apple-converted-space"/>
+          <w:color w:val="000000"/>
+        </w:rPr>
+      </w:pPr>
+      <w:r>
+        <w:rPr>
+          <w:b/>
+          <w:bCs/>
+          <w:color w:val="000000"/>
+        </w:rPr>
+        <w:t>The problem it solves:</w:t>
+      </w:r>
+      <w:r>
+        <w:rPr>
+          <w:rStyle w:val="apple-converted-space"/>
+          <w:color w:val="000000"/>
+        </w:rPr>
+        <w:t> </w:t>
+      </w:r>
+      <w:r>
+        <w:rPr>
+          <w:color w:val="000000"/>
+        </w:rPr>
+        <w:t>Sellers often guess what to stock instead of knowing which product categories are likely to spike during events like Ramadan or Eid.</w:t>
+      </w:r>
+      <w:r>
+        <w:rPr>
+          <w:rStyle w:val="apple-converted-space"/>
+          <w:color w:val="000000"/>
+        </w:rPr>
+        <w:t> </w:t>
+      </w:r>
+    </w:p>
+    <w:p>
+      <w:pPr>
+        <w:pStyle w:val="NormalWeb"/>
+        <w:rPr>
+          <w:rStyle w:val="apple-converted-space"/>
+          <w:color w:val="000000"/>
+        </w:rPr>
+      </w:pPr>
+      <w:r>
+        <w:rPr>
+          <w:b/>
+          <w:bCs/>
+          <w:color w:val="000000"/>
+        </w:rPr>
+        <w:t>What it does:</w:t>
+      </w:r>
+      <w:r>
+        <w:rPr>
+          <w:rStyle w:val="apple-converted-space"/>
+          <w:color w:val="000000"/>
+        </w:rPr>
+        <w:t> </w:t>
+      </w:r>
+      <w:r>
+        <w:rPr>
+          <w:color w:val="000000"/>
+        </w:rPr>
+        <w:t>It takes historical sales data to predict upcoming demand trends and tells sellers when to stock up on specific items.</w:t>
+      </w:r>
+      <w:r>
+        <w:rPr>
+          <w:rStyle w:val="apple-converted-space"/>
+          <w:color w:val="000000"/>
+        </w:rPr>
+        <w:t> </w:t>
+      </w:r>
+    </w:p>
+    <w:p>
+      <w:pPr>
+        <w:pStyle w:val="NormalWeb"/>
+        <w:rPr>
+          <w:rStyle w:val="apple-converted-space"/>
+          <w:color w:val="000000"/>
+        </w:rPr>
+      </w:pPr>
+      <w:r>
+        <w:rPr>
+          <w:b/>
+          <w:bCs/>
+          <w:color w:val="000000"/>
+        </w:rPr>
+        <w:t>Languages/tech needed:</w:t>
+      </w:r>
+      <w:r>
+        <w:rPr>
+          <w:rStyle w:val="apple-converted-space"/>
+          <w:color w:val="000000"/>
+        </w:rPr>
+        <w:t> </w:t>
+      </w:r>
+      <w:r>
+        <w:rPr>
+          <w:color w:val="000000"/>
+        </w:rPr>
+        <w:t>Prophet, statsmodels, or scikit-learn for modeling, an optional LLM layer to explain forecasts in plain language, and Plotly or Streamlit for the dashboard.</w:t>
+      </w:r>
+      <w:r>
+        <w:rPr>
+          <w:rStyle w:val="apple-converted-space"/>
+          <w:color w:val="000000"/>
+        </w:rPr>
+        <w:t> </w:t>
+      </w:r>
+    </w:p>
+    <w:p>
+      <w:pPr>
+        <w:pStyle w:val="NormalWeb"/>
+        <w:rPr>
+          <w:color w:val="000000"/>
+        </w:rPr>
+      </w:pPr>
+      <w:r>
+        <w:rPr>
+          <w:b/>
+          <w:bCs/>
+          <w:color w:val="000000"/>
+        </w:rPr>
+        <w:t>Why it markets itself:</w:t>
+      </w:r>
+      <w:r>
+        <w:rPr>
+          <w:rStyle w:val="apple-converted-space"/>
+          <w:color w:val="000000"/>
+        </w:rPr>
+        <w:t> </w:t>
+      </w:r>
+      <w:r>
+        <w:rPr>
+          <w:color w:val="000000"/>
+        </w:rPr>
+        <w:t>It is a genuinely valuable, real-world business use of AI that directly ties into local seasonal events to help sellers stock smart.</w:t>
+      </w:r>
+    </w:p>
+    <w:p>
+      <w:pPr>
+        <w:pStyle w:val="NormalWeb"/>
+        <w:rPr>
+          <w:color w:val="000000"/>
+        </w:rPr>
+      </w:pPr>
+    </w:p>
+    <w:p>
+      <w:pPr>
+        <w:pStyle w:val="NormalWeb"/>
+        <w:rPr>
+          <w:color w:val="000000"/>
+        </w:rPr>
+      </w:pPr>
+    </w:p>
+    <w:p>
+      <w:pPr>
+        <w:pStyle w:val="NormalWeb"/>
+        <w:rPr>
+          <w:b/>
+          <w:bCs/>
+          <w:color w:val="000000"/>
+        </w:rPr>
+      </w:pPr>
+      <w:r>
+        <w:rPr>
+          <w:b/>
+          <w:bCs/>
+          <w:color w:val="000000"/>
+        </w:rPr>
+        <w:t>Dynamic Pricing &amp; Discount Recommender (</w:t>
+      </w:r>
+      <w:r>
+        <w:rPr>
+          <w:b/>
+          <w:bCs/>
+          <w:color w:val="000000"/>
+        </w:rPr>
+        <w:t>grad 2</w:t>
+      </w:r>
+      <w:r>
+        <w:rPr>
+          <w:b/>
+          <w:bCs/>
+          <w:color w:val="000000"/>
+        </w:rPr>
+        <w:t>)</w:t>
+      </w:r>
+    </w:p>
+    <w:p>
+      <w:pPr>
+        <w:pStyle w:val="NormalWeb"/>
+        <w:rPr>
+          <w:rStyle w:val="apple-converted-space"/>
+          <w:color w:val="000000"/>
+        </w:rPr>
+      </w:pPr>
+      <w:r>
+        <w:rPr>
+          <w:rStyle w:val="apple-converted-space"/>
+          <w:color w:val="000000"/>
+        </w:rPr>
+        <w:t> </w:t>
+      </w:r>
+      <w:r>
+        <w:rPr>
+          <w:b/>
+          <w:bCs/>
+          <w:color w:val="000000"/>
+        </w:rPr>
+        <w:t>The problem it solves:</w:t>
+      </w:r>
+      <w:r>
+        <w:rPr>
+          <w:rStyle w:val="apple-converted-space"/>
+          <w:color w:val="000000"/>
+        </w:rPr>
+        <w:t> </w:t>
+      </w:r>
+      <w:r>
+        <w:rPr>
+          <w:color w:val="000000"/>
+        </w:rPr>
+        <w:t>Sellers guess at discounts instead of adapting to how price-sensitive Egyptian buyers actually are.</w:t>
+      </w:r>
+      <w:r>
+        <w:rPr>
+          <w:rStyle w:val="apple-converted-space"/>
+          <w:color w:val="000000"/>
+        </w:rPr>
+        <w:t> </w:t>
+      </w:r>
+      <w:r>
+        <w:rPr>
+          <w:b/>
+          <w:bCs/>
+          <w:color w:val="000000"/>
+        </w:rPr>
+        <w:t>What it does:</w:t>
+      </w:r>
+      <w:r>
+        <w:rPr>
+          <w:rStyle w:val="apple-converted-space"/>
+          <w:color w:val="000000"/>
+        </w:rPr>
+        <w:t> </w:t>
+      </w:r>
+      <w:r>
+        <w:rPr>
+          <w:color w:val="000000"/>
+        </w:rPr>
+        <w:t>It suggests smart price changes or discount timing windows based on demand trends and competitor pricing patterns.</w:t>
+      </w:r>
+      <w:r>
+        <w:rPr>
+          <w:rStyle w:val="apple-converted-space"/>
+          <w:color w:val="000000"/>
+        </w:rPr>
+        <w:t> </w:t>
+      </w:r>
+    </w:p>
+    <w:p>
+      <w:pPr>
+        <w:pStyle w:val="NormalWeb"/>
+        <w:rPr>
+          <w:rStyle w:val="apple-converted-space"/>
+          <w:color w:val="000000"/>
+        </w:rPr>
+      </w:pPr>
+      <w:r>
+        <w:rPr>
+          <w:b/>
+          <w:bCs/>
+          <w:color w:val="000000"/>
+        </w:rPr>
+        <w:t>Languages/tech needed:</w:t>
+      </w:r>
+      <w:r>
+        <w:rPr>
+          <w:rStyle w:val="apple-converted-space"/>
+          <w:color w:val="000000"/>
+        </w:rPr>
+        <w:t> </w:t>
+      </w:r>
+      <w:r>
+        <w:rPr>
+          <w:color w:val="000000"/>
+        </w:rPr>
+        <w:t>A price-elasticity estimation approach (simple regression) combined with the demand forecasting model's output, using Streamlit for the dashboard.</w:t>
+      </w:r>
+      <w:r>
+        <w:rPr>
+          <w:rStyle w:val="apple-converted-space"/>
+          <w:color w:val="000000"/>
+        </w:rPr>
+        <w:t> </w:t>
+      </w:r>
+    </w:p>
+    <w:p>
+      <w:pPr>
+        <w:pStyle w:val="NormalWeb"/>
+        <w:rPr>
+          <w:color w:val="000000"/>
+        </w:rPr>
+      </w:pPr>
+      <w:r>
+        <w:rPr>
+          <w:b/>
+          <w:bCs/>
+          <w:color w:val="000000"/>
+        </w:rPr>
+        <w:t>Why it markets itself:</w:t>
+      </w:r>
+      <w:r>
+        <w:rPr>
+          <w:rStyle w:val="apple-converted-space"/>
+          <w:color w:val="000000"/>
+        </w:rPr>
+        <w:t> </w:t>
+      </w:r>
+      <w:r>
+        <w:rPr>
+          <w:color w:val="000000"/>
+        </w:rPr>
+        <w:t>It tells a strong, legitimate applied-ML story by connecting demand response to pricing strategy so every sale stays profitable.</w:t>
+      </w:r>
+    </w:p>
+    <w:p>
+      <w:pPr>
+        <w:pStyle w:val="NormalWeb"/>
+        <w:rPr>
+          <w:color w:val="000000"/>
+        </w:rPr>
+      </w:pPr>
+    </w:p>
+    <w:p>
+      <w:pPr>
+        <w:pStyle w:val="NormalWeb"/>
+        <w:rPr>
+          <w:color w:val="000000"/>
+        </w:rPr>
+      </w:pPr>
+    </w:p>
+    <w:p>
+      <w:pPr>
+        <w:pStyle w:val="NormalWeb"/>
+        <w:rPr>
+          <w:rStyle w:val="apple-converted-space"/>
+          <w:b/>
+          <w:bCs/>
+          <w:color w:val="000000"/>
+        </w:rPr>
+      </w:pPr>
+      <w:r>
+        <w:rPr>
+          <w:b/>
+          <w:bCs/>
+          <w:color w:val="000000"/>
+        </w:rPr>
+        <w:t>The Unified Onboarding Story (System Overview)</w:t>
+      </w:r>
+      <w:r>
+        <w:rPr>
+          <w:rStyle w:val="apple-converted-space"/>
+          <w:b/>
+          <w:bCs/>
+          <w:color w:val="000000"/>
+        </w:rPr>
+        <w:t> </w:t>
+      </w:r>
+    </w:p>
+    <w:p>
+      <w:pPr>
+        <w:pStyle w:val="NormalWeb"/>
+        <w:rPr>
+          <w:rStyle w:val="apple-converted-space"/>
+          <w:color w:val="000000"/>
+        </w:rPr>
+      </w:pPr>
+      <w:r>
+        <w:rPr>
+          <w:b/>
+          <w:bCs/>
+          <w:color w:val="000000"/>
+        </w:rPr>
+        <w:t>The problem it solves:</w:t>
+      </w:r>
+      <w:r>
+        <w:rPr>
+          <w:rStyle w:val="apple-converted-space"/>
+          <w:color w:val="000000"/>
+        </w:rPr>
+        <w:t> </w:t>
+      </w:r>
+      <w:r>
+        <w:rPr>
+          <w:color w:val="000000"/>
+        </w:rPr>
+        <w:t>New sellers often waste effort on disconnected steps instead of following a logical path to profitability.</w:t>
+      </w:r>
+      <w:r>
+        <w:rPr>
+          <w:rStyle w:val="apple-converted-space"/>
+          <w:color w:val="000000"/>
+        </w:rPr>
+        <w:t> </w:t>
+      </w:r>
+    </w:p>
+    <w:p>
+      <w:pPr>
+        <w:pStyle w:val="NormalWeb"/>
+        <w:rPr>
+          <w:rStyle w:val="apple-converted-space"/>
+          <w:color w:val="000000"/>
+        </w:rPr>
+      </w:pPr>
+      <w:r>
+        <w:rPr>
+          <w:b/>
+          <w:bCs/>
+          <w:color w:val="000000"/>
+        </w:rPr>
+        <w:t>What it does:</w:t>
+      </w:r>
+      <w:r>
+        <w:rPr>
+          <w:rStyle w:val="apple-converted-space"/>
+          <w:color w:val="000000"/>
+        </w:rPr>
+        <w:t> </w:t>
+      </w:r>
+      <w:r>
+        <w:rPr>
+          <w:color w:val="000000"/>
+        </w:rPr>
+        <w:t>It links all features into one guided experience: get a plan (roadmap), look trustworthy (brand), ensure profitability (break-even), prepare for the future (forecasting), and adjust over time (dynamic pricing).</w:t>
+      </w:r>
+      <w:r>
+        <w:rPr>
+          <w:rStyle w:val="apple-converted-space"/>
+          <w:color w:val="000000"/>
+        </w:rPr>
+        <w:t> </w:t>
+      </w:r>
+    </w:p>
+    <w:p>
+      <w:pPr>
+        <w:pStyle w:val="NormalWeb"/>
+        <w:rPr>
+          <w:rStyle w:val="apple-converted-space"/>
+          <w:color w:val="000000"/>
+        </w:rPr>
+      </w:pPr>
+      <w:r>
+        <w:rPr>
+          <w:b/>
+          <w:bCs/>
+          <w:color w:val="000000"/>
+        </w:rPr>
+        <w:t>Languages/tech needed:</w:t>
+      </w:r>
+      <w:r>
+        <w:rPr>
+          <w:rStyle w:val="apple-converted-space"/>
+          <w:color w:val="000000"/>
+        </w:rPr>
+        <w:t> </w:t>
+      </w:r>
+      <w:r>
+        <w:rPr>
+          <w:color w:val="000000"/>
+        </w:rPr>
+        <w:t>A shared technical foundation where tools reference each other, such as the dynamic pricing model consuming the forecasting model's output.</w:t>
+      </w:r>
+      <w:r>
+        <w:rPr>
+          <w:rStyle w:val="apple-converted-space"/>
+          <w:color w:val="000000"/>
+        </w:rPr>
+        <w:t> </w:t>
+      </w:r>
+    </w:p>
+    <w:p>
+      <w:pPr>
+        <w:pStyle w:val="NormalWeb"/>
+        <w:rPr>
+          <w:color w:val="000000"/>
+        </w:rPr>
+      </w:pPr>
+      <w:r>
+        <w:rPr>
+          <w:b/>
+          <w:bCs/>
+          <w:color w:val="000000"/>
+        </w:rPr>
+        <w:t>Why it markets itself:</w:t>
+      </w:r>
+      <w:r>
+        <w:rPr>
+          <w:rStyle w:val="apple-converted-space"/>
+          <w:color w:val="000000"/>
+        </w:rPr>
+        <w:t> </w:t>
+      </w:r>
+      <w:r>
+        <w:rPr>
+          <w:color w:val="000000"/>
+        </w:rPr>
+        <w:t>It mirrors exactly what a new seller needs in the correct order, presenting a connected system rather than five disconnected demos.</w:t>
+      </w:r>
+    </w:p>
+    <w:p/>
     <w:p/>
     <w:sectPr>
-      <w:pgSz w:w="12240" w:h="15840" w:orient="portrait"/>
+      <w:pgSz w:w="12240" w:h="15840"/>
       <w:pgMar w:top="1440" w:right="1440" w:bottom="1440" w:left="1440" w:header="720" w:footer="720" w:gutter="0"/>
       <w:cols w:space="720"/>
       <w:docGrid w:linePitch="360"/>
@@ -299,7 +1190,7 @@
 </file>
 
 <file path=word/numbering.xml><?xml version="1.0" encoding="utf-8"?>
-<w:numbering xmlns:wpc="http://schemas.microsoft.com/office/word/2010/wordprocessingCanvas" xmlns:cx="http://schemas.microsoft.com/office/drawing/2014/chartex" xmlns:cx1="http://schemas.microsoft.com/office/drawing/2015/9/8/chartex" xmlns:cx2="http://schemas.microsoft.com/office/drawing/2015/10/21/chartex" xmlns:cx3="http://schemas.microsoft.com/office/drawing/2016/5/9/chartex" xmlns:cx4="http://schemas.microsoft.com/office/drawing/2016/5/10/chartex" xmlns:cx5="http://schemas.microsoft.com/office/drawing/2016/5/11/chartex" xmlns:cx6="http://schemas.microsoft.com/office/drawing/2016/5/12/chartex" xmlns:cx7="http://schemas.microsoft.com/office/drawing/2016/5/13/chartex" xmlns:cx8="http://schemas.microsoft.com/office/drawing/2016/5/14/chartex" xmlns:mc="http://schemas.openxmlformats.org/markup-compatibility/2006" xmlns:aink="http://schemas.microsoft.com/office/drawing/2016/ink" xmlns:am3d="http://schemas.microsoft.com/office/drawing/2017/model3d" xmlns:o="urn:schemas-microsoft-com:office:office" xmlns:oel="http://schemas.microsoft.com/office/2019/extlst" xmlns:r="http://schemas.openxmlformats.org/officeDocument/2006/relationships" xmlns:m="http://schemas.openxmlformats.org/officeDocument/2006/math" xmlns:v="urn:schemas-microsoft-com:vml" xmlns:wp14="http://schemas.microsoft.com/office/word/2010/wordprocessingDrawing" xmlns:wp="http://schemas.openxmlformats.org/drawingml/2006/wordprocessingDrawing" xmlns:w10="urn:schemas-microsoft-com:office:word" xmlns:w="http://schemas.openxmlformats.org/wordprocessingml/2006/main" xmlns:w14="http://schemas.microsoft.com/office/word/2010/wordml" xmlns:w15="http://schemas.microsoft.com/office/word/2012/wordml" xmlns:w16cex="http://schemas.microsoft.com/office/word/2018/wordml/cex" xmlns:w16cid="http://schemas.microsoft.com/office/word/2016/wordml/cid" xmlns:w16="http://schemas.microsoft.com/office/word/2018/wordml" xmlns:w16du="http://schemas.microsoft.com/office/word/2023/wordml/word16du" xmlns:w16sdtdh="http://schemas.microsoft.com/office/word/2020/wordml/sdtdatahash" xmlns:w16sdtfl="http://schemas.microsoft.com/office/word/2024/wordml/sdtformatlock" xmlns:w16se="http://schemas.microsoft.com/office/word/2015/wordml/symex" xmlns:wpg="http://schemas.microsoft.com/office/word/2010/wordprocessingGroup" xmlns:wpi="http://schemas.microsoft.com/office/word/2010/wordprocessingInk" xmlns:wne="http://schemas.microsoft.com/office/word/2006/wordml" xmlns:wps="http://schemas.microsoft.com/office/word/2010/wordprocessingShape" mc:Ignorable="w14 w15 w16se w16cid w16 w16cex w16sdtdh w16sdtfl w16du wp14">
+<w:numbering xmlns:wpc="http://schemas.microsoft.com/office/word/2010/wordprocessingCanvas" xmlns:cx="http://schemas.microsoft.com/office/drawing/2014/chartex" xmlns:cx1="http://schemas.microsoft.com/office/drawing/2015/9/8/chartex" xmlns:cx2="http://schemas.microsoft.com/office/drawing/2015/10/21/chartex" xmlns:cx3="http://schemas.microsoft.com/office/drawing/2016/5/9/chartex" xmlns:cx4="http://schemas.microsoft.com/office/drawing/2016/5/10/chartex" xmlns:cx5="http://schemas.microsoft.com/office/drawing/2016/5/11/chartex" xmlns:cx6="http://schemas.microsoft.com/office/drawing/2016/5/12/chartex" xmlns:cx7="http://schemas.microsoft.com/office/drawing/2016/5/13/chartex" xmlns:cx8="http://schemas.microsoft.com/office/drawing/2016/5/14/chartex" xmlns:mc="http://schemas.openxmlformats.org/markup-compatibility/2006" xmlns:m="http://schemas.openxmlformats.org/officeDocument/2006/math" xmlns:aink="http://schemas.microsoft.com/office/drawing/2016/ink" xmlns:am3d="http://schemas.microsoft.com/office/drawing/2017/model3d" xmlns:oel="http://schemas.microsoft.com/office/2019/extlst" xmlns:r="http://schemas.openxmlformats.org/officeDocument/2006/relationships" xmlns:wp14="http://schemas.microsoft.com/office/word/2010/wordprocessingDrawing" xmlns:wp="http://schemas.openxmlformats.org/drawingml/2006/wordprocessingDrawing" xmlns:wpg="http://schemas.microsoft.com/office/word/2010/wordprocessingGroup" xmlns:wpi="http://schemas.microsoft.com/office/word/2010/wordprocessingInk" xmlns:wps="http://schemas.microsoft.com/office/word/2010/wordprocessingShape" xmlns:o="urn:schemas-microsoft-com:office:office" xmlns:v="urn:schemas-microsoft-com:vml" xmlns:w10="urn:schemas-microsoft-com:office:word" xmlns:w="http://schemas.openxmlformats.org/wordprocessingml/2006/main" xmlns:w14="http://schemas.microsoft.com/office/word/2010/wordml" xmlns:w15="http://schemas.microsoft.com/office/word/2012/wordml" xmlns:w16cex="http://schemas.microsoft.com/office/word/2018/wordml/cex" xmlns:w16cid="http://schemas.microsoft.com/office/word/2016/wordml/cid" xmlns:w16="http://schemas.microsoft.com/office/word/2018/wordml" xmlns:w16sdtdh="http://schemas.microsoft.com/office/word/2020/wordml/sdtdatahash" xmlns:w16sdtfl="http://schemas.microsoft.com/office/word/2024/wordml/sdtformatlock" xmlns:w16se="http://schemas.microsoft.com/office/word/2015/wordml/symex" xmlns:w16du="http://schemas.microsoft.com/office/word/2023/wordml/word16du" xmlns:wne="http://schemas.microsoft.com/office/word/2006/wordml" mc:Ignorable="w14 w15 w16se w16cid w16 w16cex w16sdtdh w16sdtfl w16du wp14">
   <w:abstractNum w:abstractNumId="0" w15:restartNumberingAfterBreak="0">
     <w:nsid w:val="5E52411B"/>
     <w:multiLevelType w:val="hybridMultilevel"/>
@@ -396,11 +1287,11 @@
 </file>
 
 <file path=word/styles.xml><?xml version="1.0" encoding="utf-8"?>
-<w:styles xmlns:mc="http://schemas.openxmlformats.org/markup-compatibility/2006" xmlns:r="http://schemas.openxmlformats.org/officeDocument/2006/relationships" xmlns:w="http://schemas.openxmlformats.org/wordprocessingml/2006/main" xmlns:w14="http://schemas.microsoft.com/office/word/2010/wordml" xmlns:w15="http://schemas.microsoft.com/office/word/2012/wordml" xmlns:w16cex="http://schemas.microsoft.com/office/word/2018/wordml/cex" xmlns:w16cid="http://schemas.microsoft.com/office/word/2016/wordml/cid" xmlns:w16="http://schemas.microsoft.com/office/word/2018/wordml" xmlns:w16du="http://schemas.microsoft.com/office/word/2023/wordml/word16du" xmlns:w16sdtdh="http://schemas.microsoft.com/office/word/2020/wordml/sdtdatahash" xmlns:w16sdtfl="http://schemas.microsoft.com/office/word/2024/wordml/sdtformatlock" xmlns:w16se="http://schemas.microsoft.com/office/word/2015/wordml/symex" mc:Ignorable="w14 w15 w16se w16cid w16 w16cex w16sdtdh w16sdtfl w16du">
+<w:styles xmlns:mc="http://schemas.openxmlformats.org/markup-compatibility/2006" xmlns:r="http://schemas.openxmlformats.org/officeDocument/2006/relationships" xmlns:w="http://schemas.openxmlformats.org/wordprocessingml/2006/main" xmlns:w14="http://schemas.microsoft.com/office/word/2010/wordml" xmlns:w15="http://schemas.microsoft.com/office/word/2012/wordml" xmlns:w16cex="http://schemas.microsoft.com/office/word/2018/wordml/cex" xmlns:w16cid="http://schemas.microsoft.com/office/word/2016/wordml/cid" xmlns:w16="http://schemas.microsoft.com/office/word/2018/wordml" xmlns:w16sdtdh="http://schemas.microsoft.com/office/word/2020/wordml/sdtdatahash" xmlns:w16sdtfl="http://schemas.microsoft.com/office/word/2024/wordml/sdtformatlock" xmlns:w16se="http://schemas.microsoft.com/office/word/2015/wordml/symex" xmlns:w16du="http://schemas.microsoft.com/office/word/2023/wordml/word16du" mc:Ignorable="w14 w15 w16se w16cid w16 w16cex w16sdtdh w16sdtfl w16du">
   <w:docDefaults>
     <w:rPrDefault>
       <w:rPr>
-        <w:rFonts w:asciiTheme="minorHAnsi" w:hAnsiTheme="minorHAnsi" w:eastAsiaTheme="minorHAnsi" w:cstheme="minorBidi"/>
+        <w:rFonts w:asciiTheme="minorHAnsi" w:eastAsiaTheme="minorHAnsi" w:hAnsiTheme="minorHAnsi" w:cstheme="minorBidi"/>
         <w:kern w:val="2"/>
         <w:sz w:val="24"/>
         <w:szCs w:val="24"/>
@@ -417,14 +1308,14 @@
   <w:latentStyles w:defLockedState="0" w:defUIPriority="99" w:defSemiHidden="0" w:defUnhideWhenUsed="0" w:defQFormat="0" w:count="376">
     <w:lsdException w:name="Normal" w:uiPriority="0" w:qFormat="1"/>
     <w:lsdException w:name="heading 1" w:uiPriority="9" w:qFormat="1"/>
-    <w:lsdException w:name="heading 2" w:uiPriority="9" w:semiHidden="1" w:unhideWhenUsed="1" w:qFormat="1"/>
-    <w:lsdException w:name="heading 3" w:uiPriority="9" w:semiHidden="1" w:unhideWhenUsed="1" w:qFormat="1"/>
-    <w:lsdException w:name="heading 4" w:uiPriority="9" w:semiHidden="1" w:unhideWhenUsed="1" w:qFormat="1"/>
-    <w:lsdException w:name="heading 5" w:uiPriority="9" w:semiHidden="1" w:unhideWhenUsed="1" w:qFormat="1"/>
-    <w:lsdException w:name="heading 6" w:uiPriority="9" w:semiHidden="1" w:unhideWhenUsed="1" w:qFormat="1"/>
-    <w:lsdException w:name="heading 7" w:uiPriority="9" w:semiHidden="1" w:unhideWhenUsed="1" w:qFormat="1"/>
-    <w:lsdException w:name="heading 8" w:uiPriority="9" w:semiHidden="1" w:unhideWhenUsed="1" w:qFormat="1"/>
-    <w:lsdException w:name="heading 9" w:uiPriority="9" w:semiHidden="1" w:unhideWhenUsed="1" w:qFormat="1"/>
+    <w:lsdException w:name="heading 2" w:semiHidden="1" w:uiPriority="9" w:unhideWhenUsed="1" w:qFormat="1"/>
+    <w:lsdException w:name="heading 3" w:semiHidden="1" w:uiPriority="9" w:unhideWhenUsed="1" w:qFormat="1"/>
+    <w:lsdException w:name="heading 4" w:semiHidden="1" w:uiPriority="9" w:unhideWhenUsed="1" w:qFormat="1"/>
+    <w:lsdException w:name="heading 5" w:semiHidden="1" w:uiPriority="9" w:unhideWhenUsed="1" w:qFormat="1"/>
+    <w:lsdException w:name="heading 6" w:semiHidden="1" w:uiPriority="9" w:unhideWhenUsed="1" w:qFormat="1"/>
+    <w:lsdException w:name="heading 7" w:semiHidden="1" w:uiPriority="9" w:unhideWhenUsed="1" w:qFormat="1"/>
+    <w:lsdException w:name="heading 8" w:semiHidden="1" w:uiPriority="9" w:unhideWhenUsed="1" w:qFormat="1"/>
+    <w:lsdException w:name="heading 9" w:semiHidden="1" w:uiPriority="9" w:unhideWhenUsed="1" w:qFormat="1"/>
     <w:lsdException w:name="index 1" w:semiHidden="1" w:unhideWhenUsed="1"/>
     <w:lsdException w:name="index 2" w:semiHidden="1" w:unhideWhenUsed="1"/>
     <w:lsdException w:name="index 3" w:semiHidden="1" w:unhideWhenUsed="1"/>
@@ -434,22 +1325,22 @@
     <w:lsdException w:name="index 7" w:semiHidden="1" w:unhideWhenUsed="1"/>
     <w:lsdException w:name="index 8" w:semiHidden="1" w:unhideWhenUsed="1"/>
     <w:lsdException w:name="index 9" w:semiHidden="1" w:unhideWhenUsed="1"/>
-    <w:lsdException w:name="toc 1" w:uiPriority="39" w:semiHidden="1" w:unhideWhenUsed="1"/>
-    <w:lsdException w:name="toc 2" w:uiPriority="39" w:semiHidden="1" w:unhideWhenUsed="1"/>
-    <w:lsdException w:name="toc 3" w:uiPriority="39" w:semiHidden="1" w:unhideWhenUsed="1"/>
-    <w:lsdException w:name="toc 4" w:uiPriority="39" w:semiHidden="1" w:unhideWhenUsed="1"/>
-    <w:lsdException w:name="toc 5" w:uiPriority="39" w:semiHidden="1" w:unhideWhenUsed="1"/>
-    <w:lsdException w:name="toc 6" w:uiPriority="39" w:semiHidden="1" w:unhideWhenUsed="1"/>
-    <w:lsdException w:name="toc 7" w:uiPriority="39" w:semiHidden="1" w:unhideWhenUsed="1"/>
-    <w:lsdException w:name="toc 8" w:uiPriority="39" w:semiHidden="1" w:unhideWhenUsed="1"/>
-    <w:lsdException w:name="toc 9" w:uiPriority="39" w:semiHidden="1" w:unhideWhenUsed="1"/>
+    <w:lsdException w:name="toc 1" w:semiHidden="1" w:uiPriority="39" w:unhideWhenUsed="1"/>
+    <w:lsdException w:name="toc 2" w:semiHidden="1" w:uiPriority="39" w:unhideWhenUsed="1"/>
+    <w:lsdException w:name="toc 3" w:semiHidden="1" w:uiPriority="39" w:unhideWhenUsed="1"/>
+    <w:lsdException w:name="toc 4" w:semiHidden="1" w:uiPriority="39" w:unhideWhenUsed="1"/>
+    <w:lsdException w:name="toc 5" w:semiHidden="1" w:uiPriority="39" w:unhideWhenUsed="1"/>
+    <w:lsdException w:name="toc 6" w:semiHidden="1" w:uiPriority="39" w:unhideWhenUsed="1"/>
+    <w:lsdException w:name="toc 7" w:semiHidden="1" w:uiPriority="39" w:unhideWhenUsed="1"/>
+    <w:lsdException w:name="toc 8" w:semiHidden="1" w:uiPriority="39" w:unhideWhenUsed="1"/>
+    <w:lsdException w:name="toc 9" w:semiHidden="1" w:uiPriority="39" w:unhideWhenUsed="1"/>
     <w:lsdException w:name="Normal Indent" w:semiHidden="1" w:unhideWhenUsed="1"/>
     <w:lsdException w:name="footnote text" w:semiHidden="1" w:unhideWhenUsed="1"/>
     <w:lsdException w:name="annotation text" w:semiHidden="1" w:unhideWhenUsed="1"/>
     <w:lsdException w:name="header" w:semiHidden="1" w:unhideWhenUsed="1"/>
     <w:lsdException w:name="footer" w:semiHidden="1" w:unhideWhenUsed="1"/>
     <w:lsdException w:name="index heading" w:semiHidden="1" w:unhideWhenUsed="1"/>
-    <w:lsdException w:name="caption" w:uiPriority="35" w:semiHidden="1" w:unhideWhenUsed="1" w:qFormat="1"/>
+    <w:lsdException w:name="caption" w:semiHidden="1" w:uiPriority="35" w:unhideWhenUsed="1" w:qFormat="1"/>
     <w:lsdException w:name="table of figures" w:semiHidden="1" w:unhideWhenUsed="1"/>
     <w:lsdException w:name="envelope address" w:semiHidden="1" w:unhideWhenUsed="1"/>
     <w:lsdException w:name="envelope return" w:semiHidden="1" w:unhideWhenUsed="1"/>
@@ -480,7 +1371,7 @@
     <w:lsdException w:name="Title" w:uiPriority="10" w:qFormat="1"/>
     <w:lsdException w:name="Closing" w:semiHidden="1" w:unhideWhenUsed="1"/>
     <w:lsdException w:name="Signature" w:semiHidden="1" w:unhideWhenUsed="1"/>
-    <w:lsdException w:name="Default Paragraph Font" w:uiPriority="1" w:semiHidden="1" w:unhideWhenUsed="1"/>
+    <w:lsdException w:name="Default Paragraph Font" w:semiHidden="1" w:uiPriority="1" w:unhideWhenUsed="1"/>
     <w:lsdException w:name="Body Text" w:semiHidden="1" w:unhideWhenUsed="1"/>
     <w:lsdException w:name="Body Text Indent" w:semiHidden="1" w:unhideWhenUsed="1"/>
     <w:lsdException w:name="List Continue" w:semiHidden="1" w:unhideWhenUsed="1"/>
@@ -680,8 +1571,8 @@
     <w:lsdException w:name="Subtle Reference" w:uiPriority="31" w:qFormat="1"/>
     <w:lsdException w:name="Intense Reference" w:uiPriority="32" w:qFormat="1"/>
     <w:lsdException w:name="Book Title" w:uiPriority="33" w:qFormat="1"/>
-    <w:lsdException w:name="Bibliography" w:uiPriority="37" w:semiHidden="1" w:unhideWhenUsed="1"/>
-    <w:lsdException w:name="TOC Heading" w:uiPriority="39" w:semiHidden="1" w:unhideWhenUsed="1" w:qFormat="1"/>
+    <w:lsdException w:name="Bibliography" w:semiHidden="1" w:uiPriority="37" w:unhideWhenUsed="1"/>
+    <w:lsdException w:name="TOC Heading" w:semiHidden="1" w:uiPriority="39" w:unhideWhenUsed="1" w:qFormat="1"/>
     <w:lsdException w:name="Plain Table 1" w:uiPriority="41"/>
     <w:lsdException w:name="Plain Table 2" w:uiPriority="42"/>
     <w:lsdException w:name="Plain Table 3" w:uiPriority="43"/>
@@ -792,15 +1683,15 @@
     <w:lsdException w:name="Unresolved Mention" w:semiHidden="1" w:unhideWhenUsed="1"/>
     <w:lsdException w:name="Smart Link" w:semiHidden="1" w:unhideWhenUsed="1"/>
   </w:latentStyles>
-  <w:style w:type="paragraph" w:styleId="Normal" w:default="1">
+  <w:style w:type="paragraph" w:default="1" w:styleId="Normal">
     <w:name w:val="Normal"/>
     <w:qFormat/>
   </w:style>
-  <w:style w:type="paragraph" w:styleId="Heading1">
+  <w:style w:type="paragraph" w:styleId="Titre1">
     <w:name w:val="heading 1"/>
     <w:basedOn w:val="Normal"/>
     <w:next w:val="Normal"/>
-    <w:link w:val="Heading1Char"/>
+    <w:link w:val="Titre1Car"/>
     <w:uiPriority w:val="9"/>
     <w:qFormat/>
     <w:rsid w:val="00F13531"/>
@@ -811,17 +1702,17 @@
       <w:outlineLvl w:val="0"/>
     </w:pPr>
     <w:rPr>
-      <w:rFonts w:asciiTheme="majorHAnsi" w:hAnsiTheme="majorHAnsi" w:eastAsiaTheme="majorEastAsia" w:cstheme="majorBidi"/>
+      <w:rFonts w:asciiTheme="majorHAnsi" w:eastAsiaTheme="majorEastAsia" w:hAnsiTheme="majorHAnsi" w:cstheme="majorBidi"/>
       <w:color w:val="0F4761" w:themeColor="accent1" w:themeShade="BF"/>
       <w:sz w:val="40"/>
       <w:szCs w:val="40"/>
     </w:rPr>
   </w:style>
-  <w:style w:type="paragraph" w:styleId="Heading2">
+  <w:style w:type="paragraph" w:styleId="Titre2">
     <w:name w:val="heading 2"/>
     <w:basedOn w:val="Normal"/>
     <w:next w:val="Normal"/>
-    <w:link w:val="Heading2Char"/>
+    <w:link w:val="Titre2Car"/>
     <w:uiPriority w:val="9"/>
     <w:semiHidden/>
     <w:unhideWhenUsed/>
@@ -834,17 +1725,17 @@
       <w:outlineLvl w:val="1"/>
     </w:pPr>
     <w:rPr>
-      <w:rFonts w:asciiTheme="majorHAnsi" w:hAnsiTheme="majorHAnsi" w:eastAsiaTheme="majorEastAsia" w:cstheme="majorBidi"/>
+      <w:rFonts w:asciiTheme="majorHAnsi" w:eastAsiaTheme="majorEastAsia" w:hAnsiTheme="majorHAnsi" w:cstheme="majorBidi"/>
       <w:color w:val="0F4761" w:themeColor="accent1" w:themeShade="BF"/>
       <w:sz w:val="32"/>
       <w:szCs w:val="32"/>
     </w:rPr>
   </w:style>
-  <w:style w:type="paragraph" w:styleId="Heading3">
+  <w:style w:type="paragraph" w:styleId="Titre3">
     <w:name w:val="heading 3"/>
     <w:basedOn w:val="Normal"/>
     <w:next w:val="Normal"/>
-    <w:link w:val="Heading3Char"/>
+    <w:link w:val="Titre3Car"/>
     <w:uiPriority w:val="9"/>
     <w:semiHidden/>
     <w:unhideWhenUsed/>
@@ -863,11 +1754,11 @@
       <w:szCs w:val="28"/>
     </w:rPr>
   </w:style>
-  <w:style w:type="paragraph" w:styleId="Heading4">
+  <w:style w:type="paragraph" w:styleId="Titre4">
     <w:name w:val="heading 4"/>
     <w:basedOn w:val="Normal"/>
     <w:next w:val="Normal"/>
-    <w:link w:val="Heading4Char"/>
+    <w:link w:val="Titre4Car"/>
     <w:uiPriority w:val="9"/>
     <w:semiHidden/>
     <w:unhideWhenUsed/>
@@ -886,11 +1777,11 @@
       <w:color w:val="0F4761" w:themeColor="accent1" w:themeShade="BF"/>
     </w:rPr>
   </w:style>
-  <w:style w:type="paragraph" w:styleId="Heading5">
+  <w:style w:type="paragraph" w:styleId="Titre5">
     <w:name w:val="heading 5"/>
     <w:basedOn w:val="Normal"/>
     <w:next w:val="Normal"/>
-    <w:link w:val="Heading5Char"/>
+    <w:link w:val="Titre5Car"/>
     <w:uiPriority w:val="9"/>
     <w:semiHidden/>
     <w:unhideWhenUsed/>
@@ -907,11 +1798,11 @@
       <w:color w:val="0F4761" w:themeColor="accent1" w:themeShade="BF"/>
     </w:rPr>
   </w:style>
-  <w:style w:type="paragraph" w:styleId="Heading6">
+  <w:style w:type="paragraph" w:styleId="Titre6">
     <w:name w:val="heading 6"/>
     <w:basedOn w:val="Normal"/>
     <w:next w:val="Normal"/>
-    <w:link w:val="Heading6Char"/>
+    <w:link w:val="Titre6Car"/>
     <w:uiPriority w:val="9"/>
     <w:semiHidden/>
     <w:unhideWhenUsed/>
@@ -930,11 +1821,11 @@
       <w:color w:val="595959" w:themeColor="text1" w:themeTint="A6"/>
     </w:rPr>
   </w:style>
-  <w:style w:type="paragraph" w:styleId="Heading7">
+  <w:style w:type="paragraph" w:styleId="Titre7">
     <w:name w:val="heading 7"/>
     <w:basedOn w:val="Normal"/>
     <w:next w:val="Normal"/>
-    <w:link w:val="Heading7Char"/>
+    <w:link w:val="Titre7Car"/>
     <w:uiPriority w:val="9"/>
     <w:semiHidden/>
     <w:unhideWhenUsed/>
@@ -951,11 +1842,11 @@
       <w:color w:val="595959" w:themeColor="text1" w:themeTint="A6"/>
     </w:rPr>
   </w:style>
-  <w:style w:type="paragraph" w:styleId="Heading8">
+  <w:style w:type="paragraph" w:styleId="Titre8">
     <w:name w:val="heading 8"/>
     <w:basedOn w:val="Normal"/>
     <w:next w:val="Normal"/>
-    <w:link w:val="Heading8Char"/>
+    <w:link w:val="Titre8Car"/>
     <w:uiPriority w:val="9"/>
     <w:semiHidden/>
     <w:unhideWhenUsed/>
@@ -974,11 +1865,11 @@
       <w:color w:val="272727" w:themeColor="text1" w:themeTint="D8"/>
     </w:rPr>
   </w:style>
-  <w:style w:type="paragraph" w:styleId="Heading9">
+  <w:style w:type="paragraph" w:styleId="Titre9">
     <w:name w:val="heading 9"/>
     <w:basedOn w:val="Normal"/>
     <w:next w:val="Normal"/>
-    <w:link w:val="Heading9Char"/>
+    <w:link w:val="Titre9Car"/>
     <w:uiPriority w:val="9"/>
     <w:semiHidden/>
     <w:unhideWhenUsed/>
@@ -995,13 +1886,13 @@
       <w:color w:val="272727" w:themeColor="text1" w:themeTint="D8"/>
     </w:rPr>
   </w:style>
-  <w:style w:type="character" w:styleId="DefaultParagraphFont" w:default="1">
+  <w:style w:type="character" w:default="1" w:styleId="Policepardfaut">
     <w:name w:val="Default Paragraph Font"/>
     <w:uiPriority w:val="1"/>
     <w:semiHidden/>
     <w:unhideWhenUsed/>
   </w:style>
-  <w:style w:type="table" w:styleId="TableNormal" w:default="1">
+  <w:style w:type="table" w:default="1" w:styleId="TableauNormal">
     <w:name w:val="Normal Table"/>
     <w:uiPriority w:val="99"/>
     <w:semiHidden/>
@@ -1016,43 +1907,43 @@
       </w:tblCellMar>
     </w:tblPr>
   </w:style>
-  <w:style w:type="numbering" w:styleId="NoList" w:default="1">
+  <w:style w:type="numbering" w:default="1" w:styleId="Aucuneliste">
     <w:name w:val="No List"/>
     <w:uiPriority w:val="99"/>
     <w:semiHidden/>
     <w:unhideWhenUsed/>
   </w:style>
-  <w:style w:type="character" w:styleId="Heading1Char" w:customStyle="1">
-    <w:name w:val="Heading 1 Char"/>
-    <w:basedOn w:val="DefaultParagraphFont"/>
-    <w:link w:val="Heading1"/>
+  <w:style w:type="character" w:customStyle="1" w:styleId="Titre1Car">
+    <w:name w:val="Titre 1 Car"/>
+    <w:basedOn w:val="Policepardfaut"/>
+    <w:link w:val="Titre1"/>
     <w:uiPriority w:val="9"/>
     <w:rsid w:val="00F13531"/>
     <w:rPr>
-      <w:rFonts w:asciiTheme="majorHAnsi" w:hAnsiTheme="majorHAnsi" w:eastAsiaTheme="majorEastAsia" w:cstheme="majorBidi"/>
+      <w:rFonts w:asciiTheme="majorHAnsi" w:eastAsiaTheme="majorEastAsia" w:hAnsiTheme="majorHAnsi" w:cstheme="majorBidi"/>
       <w:color w:val="0F4761" w:themeColor="accent1" w:themeShade="BF"/>
       <w:sz w:val="40"/>
       <w:szCs w:val="40"/>
     </w:rPr>
   </w:style>
-  <w:style w:type="character" w:styleId="Heading2Char" w:customStyle="1">
-    <w:name w:val="Heading 2 Char"/>
-    <w:basedOn w:val="DefaultParagraphFont"/>
-    <w:link w:val="Heading2"/>
+  <w:style w:type="character" w:customStyle="1" w:styleId="Titre2Car">
+    <w:name w:val="Titre 2 Car"/>
+    <w:basedOn w:val="Policepardfaut"/>
+    <w:link w:val="Titre2"/>
     <w:uiPriority w:val="9"/>
     <w:semiHidden/>
     <w:rsid w:val="00F13531"/>
     <w:rPr>
-      <w:rFonts w:asciiTheme="majorHAnsi" w:hAnsiTheme="majorHAnsi" w:eastAsiaTheme="majorEastAsia" w:cstheme="majorBidi"/>
+      <w:rFonts w:asciiTheme="majorHAnsi" w:eastAsiaTheme="majorEastAsia" w:hAnsiTheme="majorHAnsi" w:cstheme="majorBidi"/>
       <w:color w:val="0F4761" w:themeColor="accent1" w:themeShade="BF"/>
       <w:sz w:val="32"/>
       <w:szCs w:val="32"/>
     </w:rPr>
   </w:style>
-  <w:style w:type="character" w:styleId="Heading3Char" w:customStyle="1">
-    <w:name w:val="Heading 3 Char"/>
-    <w:basedOn w:val="DefaultParagraphFont"/>
-    <w:link w:val="Heading3"/>
+  <w:style w:type="character" w:customStyle="1" w:styleId="Titre3Car">
+    <w:name w:val="Titre 3 Car"/>
+    <w:basedOn w:val="Policepardfaut"/>
+    <w:link w:val="Titre3"/>
     <w:uiPriority w:val="9"/>
     <w:semiHidden/>
     <w:rsid w:val="00F13531"/>
@@ -1063,10 +1954,10 @@
       <w:szCs w:val="28"/>
     </w:rPr>
   </w:style>
-  <w:style w:type="character" w:styleId="Heading4Char" w:customStyle="1">
-    <w:name w:val="Heading 4 Char"/>
-    <w:basedOn w:val="DefaultParagraphFont"/>
-    <w:link w:val="Heading4"/>
+  <w:style w:type="character" w:customStyle="1" w:styleId="Titre4Car">
+    <w:name w:val="Titre 4 Car"/>
+    <w:basedOn w:val="Policepardfaut"/>
+    <w:link w:val="Titre4"/>
     <w:uiPriority w:val="9"/>
     <w:semiHidden/>
     <w:rsid w:val="00F13531"/>
@@ -1077,10 +1968,10 @@
       <w:color w:val="0F4761" w:themeColor="accent1" w:themeShade="BF"/>
     </w:rPr>
   </w:style>
-  <w:style w:type="character" w:styleId="Heading5Char" w:customStyle="1">
-    <w:name w:val="Heading 5 Char"/>
-    <w:basedOn w:val="DefaultParagraphFont"/>
-    <w:link w:val="Heading5"/>
+  <w:style w:type="character" w:customStyle="1" w:styleId="Titre5Car">
+    <w:name w:val="Titre 5 Car"/>
+    <w:basedOn w:val="Policepardfaut"/>
+    <w:link w:val="Titre5"/>
     <w:uiPriority w:val="9"/>
     <w:semiHidden/>
     <w:rsid w:val="00F13531"/>
@@ -1089,10 +1980,10 @@
       <w:color w:val="0F4761" w:themeColor="accent1" w:themeShade="BF"/>
     </w:rPr>
   </w:style>
-  <w:style w:type="character" w:styleId="Heading6Char" w:customStyle="1">
-    <w:name w:val="Heading 6 Char"/>
-    <w:basedOn w:val="DefaultParagraphFont"/>
-    <w:link w:val="Heading6"/>
+  <w:style w:type="character" w:customStyle="1" w:styleId="Titre6Car">
+    <w:name w:val="Titre 6 Car"/>
+    <w:basedOn w:val="Policepardfaut"/>
+    <w:link w:val="Titre6"/>
     <w:uiPriority w:val="9"/>
     <w:semiHidden/>
     <w:rsid w:val="00F13531"/>
@@ -1103,10 +1994,10 @@
       <w:color w:val="595959" w:themeColor="text1" w:themeTint="A6"/>
     </w:rPr>
   </w:style>
-  <w:style w:type="character" w:styleId="Heading7Char" w:customStyle="1">
-    <w:name w:val="Heading 7 Char"/>
-    <w:basedOn w:val="DefaultParagraphFont"/>
-    <w:link w:val="Heading7"/>
+  <w:style w:type="character" w:customStyle="1" w:styleId="Titre7Car">
+    <w:name w:val="Titre 7 Car"/>
+    <w:basedOn w:val="Policepardfaut"/>
+    <w:link w:val="Titre7"/>
     <w:uiPriority w:val="9"/>
     <w:semiHidden/>
     <w:rsid w:val="00F13531"/>
@@ -1115,10 +2006,10 @@
       <w:color w:val="595959" w:themeColor="text1" w:themeTint="A6"/>
     </w:rPr>
   </w:style>
-  <w:style w:type="character" w:styleId="Heading8Char" w:customStyle="1">
-    <w:name w:val="Heading 8 Char"/>
-    <w:basedOn w:val="DefaultParagraphFont"/>
-    <w:link w:val="Heading8"/>
+  <w:style w:type="character" w:customStyle="1" w:styleId="Titre8Car">
+    <w:name w:val="Titre 8 Car"/>
+    <w:basedOn w:val="Policepardfaut"/>
+    <w:link w:val="Titre8"/>
     <w:uiPriority w:val="9"/>
     <w:semiHidden/>
     <w:rsid w:val="00F13531"/>
@@ -1129,10 +2020,10 @@
       <w:color w:val="272727" w:themeColor="text1" w:themeTint="D8"/>
     </w:rPr>
   </w:style>
-  <w:style w:type="character" w:styleId="Heading9Char" w:customStyle="1">
-    <w:name w:val="Heading 9 Char"/>
-    <w:basedOn w:val="DefaultParagraphFont"/>
-    <w:link w:val="Heading9"/>
+  <w:style w:type="character" w:customStyle="1" w:styleId="Titre9Car">
+    <w:name w:val="Titre 9 Car"/>
+    <w:basedOn w:val="Policepardfaut"/>
+    <w:link w:val="Titre9"/>
     <w:uiPriority w:val="9"/>
     <w:semiHidden/>
     <w:rsid w:val="00F13531"/>
@@ -1141,11 +2032,11 @@
       <w:color w:val="272727" w:themeColor="text1" w:themeTint="D8"/>
     </w:rPr>
   </w:style>
-  <w:style w:type="paragraph" w:styleId="Title">
+  <w:style w:type="paragraph" w:styleId="Titre">
     <w:name w:val="Title"/>
     <w:basedOn w:val="Normal"/>
     <w:next w:val="Normal"/>
-    <w:link w:val="TitleChar"/>
+    <w:link w:val="TitreCar"/>
     <w:uiPriority w:val="10"/>
     <w:qFormat/>
     <w:rsid w:val="00F13531"/>
@@ -1154,32 +2045,32 @@
       <w:contextualSpacing/>
     </w:pPr>
     <w:rPr>
-      <w:rFonts w:asciiTheme="majorHAnsi" w:hAnsiTheme="majorHAnsi" w:eastAsiaTheme="majorEastAsia" w:cstheme="majorBidi"/>
+      <w:rFonts w:asciiTheme="majorHAnsi" w:eastAsiaTheme="majorEastAsia" w:hAnsiTheme="majorHAnsi" w:cstheme="majorBidi"/>
       <w:spacing w:val="-10"/>
       <w:kern w:val="28"/>
       <w:sz w:val="56"/>
       <w:szCs w:val="56"/>
     </w:rPr>
   </w:style>
-  <w:style w:type="character" w:styleId="TitleChar" w:customStyle="1">
-    <w:name w:val="Title Char"/>
-    <w:basedOn w:val="DefaultParagraphFont"/>
-    <w:link w:val="Title"/>
+  <w:style w:type="character" w:customStyle="1" w:styleId="TitreCar">
+    <w:name w:val="Titre Car"/>
+    <w:basedOn w:val="Policepardfaut"/>
+    <w:link w:val="Titre"/>
     <w:uiPriority w:val="10"/>
     <w:rsid w:val="00F13531"/>
     <w:rPr>
-      <w:rFonts w:asciiTheme="majorHAnsi" w:hAnsiTheme="majorHAnsi" w:eastAsiaTheme="majorEastAsia" w:cstheme="majorBidi"/>
+      <w:rFonts w:asciiTheme="majorHAnsi" w:eastAsiaTheme="majorEastAsia" w:hAnsiTheme="majorHAnsi" w:cstheme="majorBidi"/>
       <w:spacing w:val="-10"/>
       <w:kern w:val="28"/>
       <w:sz w:val="56"/>
       <w:szCs w:val="56"/>
     </w:rPr>
   </w:style>
-  <w:style w:type="paragraph" w:styleId="Subtitle">
+  <w:style w:type="paragraph" w:styleId="Sous-titre">
     <w:name w:val="Subtitle"/>
     <w:basedOn w:val="Normal"/>
     <w:next w:val="Normal"/>
-    <w:link w:val="SubtitleChar"/>
+    <w:link w:val="Sous-titreCar"/>
     <w:uiPriority w:val="11"/>
     <w:qFormat/>
     <w:rsid w:val="00F13531"/>
@@ -1196,10 +2087,10 @@
       <w:szCs w:val="28"/>
     </w:rPr>
   </w:style>
-  <w:style w:type="character" w:styleId="SubtitleChar" w:customStyle="1">
-    <w:name w:val="Subtitle Char"/>
-    <w:basedOn w:val="DefaultParagraphFont"/>
-    <w:link w:val="Subtitle"/>
+  <w:style w:type="character" w:customStyle="1" w:styleId="Sous-titreCar">
+    <w:name w:val="Sous-titre Car"/>
+    <w:basedOn w:val="Policepardfaut"/>
+    <w:link w:val="Sous-titre"/>
     <w:uiPriority w:val="11"/>
     <w:rsid w:val="00F13531"/>
     <w:rPr>
@@ -1210,11 +2101,11 @@
       <w:szCs w:val="28"/>
     </w:rPr>
   </w:style>
-  <w:style w:type="paragraph" w:styleId="Quote">
+  <w:style w:type="paragraph" w:styleId="Citation">
     <w:name w:val="Quote"/>
     <w:basedOn w:val="Normal"/>
     <w:next w:val="Normal"/>
-    <w:link w:val="QuoteChar"/>
+    <w:link w:val="CitationCar"/>
     <w:uiPriority w:val="29"/>
     <w:qFormat/>
     <w:rsid w:val="00F13531"/>
@@ -1228,10 +2119,10 @@
       <w:color w:val="404040" w:themeColor="text1" w:themeTint="BF"/>
     </w:rPr>
   </w:style>
-  <w:style w:type="character" w:styleId="QuoteChar" w:customStyle="1">
-    <w:name w:val="Quote Char"/>
-    <w:basedOn w:val="DefaultParagraphFont"/>
-    <w:link w:val="Quote"/>
+  <w:style w:type="character" w:customStyle="1" w:styleId="CitationCar">
+    <w:name w:val="Citation Car"/>
+    <w:basedOn w:val="Policepardfaut"/>
+    <w:link w:val="Citation"/>
     <w:uiPriority w:val="29"/>
     <w:rsid w:val="00F13531"/>
     <w:rPr>
@@ -1240,7 +2131,7 @@
       <w:color w:val="404040" w:themeColor="text1" w:themeTint="BF"/>
     </w:rPr>
   </w:style>
-  <w:style w:type="paragraph" w:styleId="ListParagraph">
+  <w:style w:type="paragraph" w:styleId="Paragraphedeliste">
     <w:name w:val="List Paragraph"/>
     <w:basedOn w:val="Normal"/>
     <w:uiPriority w:val="34"/>
@@ -1251,9 +2142,9 @@
       <w:contextualSpacing/>
     </w:pPr>
   </w:style>
-  <w:style w:type="character" w:styleId="IntenseEmphasis">
+  <w:style w:type="character" w:styleId="Accentuationintense">
     <w:name w:val="Intense Emphasis"/>
-    <w:basedOn w:val="DefaultParagraphFont"/>
+    <w:basedOn w:val="Policepardfaut"/>
     <w:uiPriority w:val="21"/>
     <w:qFormat/>
     <w:rsid w:val="00F13531"/>
@@ -1263,18 +2154,18 @@
       <w:color w:val="0F4761" w:themeColor="accent1" w:themeShade="BF"/>
     </w:rPr>
   </w:style>
-  <w:style w:type="paragraph" w:styleId="IntenseQuote">
+  <w:style w:type="paragraph" w:styleId="Citationintense">
     <w:name w:val="Intense Quote"/>
     <w:basedOn w:val="Normal"/>
     <w:next w:val="Normal"/>
-    <w:link w:val="IntenseQuoteChar"/>
+    <w:link w:val="CitationintenseCar"/>
     <w:uiPriority w:val="30"/>
     <w:qFormat/>
     <w:rsid w:val="00F13531"/>
     <w:pPr>
       <w:pBdr>
-        <w:top w:val="single" w:color="0F4761" w:themeColor="accent1" w:themeShade="BF" w:sz="4" w:space="10"/>
-        <w:bottom w:val="single" w:color="0F4761" w:themeColor="accent1" w:themeShade="BF" w:sz="4" w:space="10"/>
+        <w:top w:val="single" w:sz="4" w:space="10" w:color="0F4761" w:themeColor="accent1" w:themeShade="BF"/>
+        <w:bottom w:val="single" w:sz="4" w:space="10" w:color="0F4761" w:themeColor="accent1" w:themeShade="BF"/>
       </w:pBdr>
       <w:spacing w:before="360" w:after="360"/>
       <w:ind w:left="864" w:right="864"/>
@@ -1286,10 +2177,10 @@
       <w:color w:val="0F4761" w:themeColor="accent1" w:themeShade="BF"/>
     </w:rPr>
   </w:style>
-  <w:style w:type="character" w:styleId="IntenseQuoteChar" w:customStyle="1">
-    <w:name w:val="Intense Quote Char"/>
-    <w:basedOn w:val="DefaultParagraphFont"/>
-    <w:link w:val="IntenseQuote"/>
+  <w:style w:type="character" w:customStyle="1" w:styleId="CitationintenseCar">
+    <w:name w:val="Citation intense Car"/>
+    <w:basedOn w:val="Policepardfaut"/>
+    <w:link w:val="Citationintense"/>
     <w:uiPriority w:val="30"/>
     <w:rsid w:val="00F13531"/>
     <w:rPr>
@@ -1298,9 +2189,9 @@
       <w:color w:val="0F4761" w:themeColor="accent1" w:themeShade="BF"/>
     </w:rPr>
   </w:style>
-  <w:style w:type="character" w:styleId="IntenseReference">
+  <w:style w:type="character" w:styleId="Rfrenceintense">
     <w:name w:val="Intense Reference"/>
-    <w:basedOn w:val="DefaultParagraphFont"/>
+    <w:basedOn w:val="Policepardfaut"/>
     <w:uiPriority w:val="32"/>
     <w:qFormat/>
     <w:rsid w:val="00F13531"/>
@@ -1312,11 +2203,33 @@
       <w:spacing w:val="5"/>
     </w:rPr>
   </w:style>
+  <w:style w:type="paragraph" w:styleId="NormalWeb">
+    <w:name w:val="Normal (Web)"/>
+    <w:basedOn w:val="Normal"/>
+    <w:uiPriority w:val="99"/>
+    <w:semiHidden/>
+    <w:unhideWhenUsed/>
+    <w:rsid w:val="005D0813"/>
+    <w:pPr>
+      <w:spacing w:before="100" w:beforeAutospacing="1" w:after="100" w:afterAutospacing="1" w:line="240" w:lineRule="auto"/>
+    </w:pPr>
+    <w:rPr>
+      <w:rFonts w:ascii="Times New Roman" w:eastAsiaTheme="minorEastAsia" w:hAnsi="Times New Roman" w:cs="Times New Roman"/>
+      <w:kern w:val="0"/>
+      <w:lang w:val="fr-EG" w:eastAsia="fr-FR"/>
+      <w14:ligatures w14:val="none"/>
+    </w:rPr>
+  </w:style>
+  <w:style w:type="character" w:customStyle="1" w:styleId="apple-converted-space">
+    <w:name w:val="apple-converted-space"/>
+    <w:basedOn w:val="Policepardfaut"/>
+    <w:rsid w:val="005D0813"/>
+  </w:style>
 </w:styles>
 </file>
 
 <file path=word/theme/theme1.xml><?xml version="1.0" encoding="utf-8"?>
-<a:theme xmlns:a="http://schemas.openxmlformats.org/drawingml/2006/main" xmlns:thm15="http://schemas.microsoft.com/office/thememl/2012/main" name="Office Theme">
+<a:theme xmlns:a="http://schemas.openxmlformats.org/drawingml/2006/main" name="Office Theme">
   <a:themeElements>
     <a:clrScheme name="Office">
       <a:dk1>
@@ -1631,6 +2544,23 @@
 </file>
 
 <file path=customXml/item1.xml><?xml version="1.0" encoding="utf-8"?>
+<p:properties xmlns:p="http://schemas.microsoft.com/office/2006/metadata/properties" xmlns:xsi="http://www.w3.org/2001/XMLSchema-instance" xmlns:pc="http://schemas.microsoft.com/office/infopath/2007/PartnerControls">
+  <documentManagement>
+    <_activity xmlns="73696a56-bd0e-4570-a987-29dcf22628be" xsi:nil="true"/>
+  </documentManagement>
+</p:properties>
+</file>
+
+<file path=customXml/item2.xml><?xml version="1.0" encoding="utf-8"?>
+<?mso-contentType ?>
+<FormTemplates xmlns="http://schemas.microsoft.com/sharepoint/v3/contenttype/forms">
+  <Display>DocumentLibraryForm</Display>
+  <Edit>DocumentLibraryForm</Edit>
+  <New>DocumentLibraryForm</New>
+</FormTemplates>
+</file>
+
+<file path=customXml/item3.xml><?xml version="1.0" encoding="utf-8"?>
 <ct:contentTypeSchema xmlns:ct="http://schemas.microsoft.com/office/2006/metadata/contentType" xmlns:ma="http://schemas.microsoft.com/office/2006/metadata/properties/metaAttributes" ct:_="" ma:_="" ma:contentTypeName="Document" ma:contentTypeID="0x0101001A2510C6CD73D14D946954A05748878D" ma:contentTypeVersion="5" ma:contentTypeDescription="Create a new document." ma:contentTypeScope="" ma:versionID="eabfc77ec8e767df17e83d214d4b4e2f">
   <xsd:schema xmlns:xsd="http://www.w3.org/2001/XMLSchema" xmlns:xs="http://www.w3.org/2001/XMLSchema" xmlns:p="http://schemas.microsoft.com/office/2006/metadata/properties" xmlns:ns3="73696a56-bd0e-4570-a987-29dcf22628be" targetNamespace="http://schemas.microsoft.com/office/2006/metadata/properties" ma:root="true" ma:fieldsID="9fe624b978abfa43b57058cf87cc4636" ns3:_="">
     <xsd:import namespace="73696a56-bd0e-4570-a987-29dcf22628be"/>
@@ -1780,37 +2710,13 @@
 </ct:contentTypeSchema>
 </file>
 
-<file path=customXml/item2.xml><?xml version="1.0" encoding="utf-8"?>
-<?mso-contentType ?>
-<FormTemplates xmlns="http://schemas.microsoft.com/sharepoint/v3/contenttype/forms">
-  <Display>DocumentLibraryForm</Display>
-  <Edit>DocumentLibraryForm</Edit>
-  <New>DocumentLibraryForm</New>
-</FormTemplates>
-</file>
-
-<file path=customXml/item3.xml><?xml version="1.0" encoding="utf-8"?>
-<p:properties xmlns:p="http://schemas.microsoft.com/office/2006/metadata/properties" xmlns:xsi="http://www.w3.org/2001/XMLSchema-instance" xmlns:pc="http://schemas.microsoft.com/office/infopath/2007/PartnerControls">
-  <documentManagement>
-    <_activity xmlns="73696a56-bd0e-4570-a987-29dcf22628be" xsi:nil="true"/>
-  </documentManagement>
-</p:properties>
-</file>
-
 <file path=customXml/itemProps1.xml><?xml version="1.0" encoding="utf-8"?>
-<ds:datastoreItem xmlns:ds="http://schemas.openxmlformats.org/officeDocument/2006/customXml" ds:itemID="{66418CB1-5EB8-4000-82B9-761C01C90E23}">
+<ds:datastoreItem xmlns:ds="http://schemas.openxmlformats.org/officeDocument/2006/customXml" ds:itemID="{93F9BD65-3D1A-4472-B935-04E3A1EBC73A}">
   <ds:schemaRefs>
-    <ds:schemaRef ds:uri="http://schemas.microsoft.com/office/2006/metadata/contentType"/>
-    <ds:schemaRef ds:uri="http://schemas.microsoft.com/office/2006/metadata/properties/metaAttributes"/>
-    <ds:schemaRef ds:uri="http://www.w3.org/2001/XMLSchema"/>
     <ds:schemaRef ds:uri="http://schemas.microsoft.com/office/2006/metadata/properties"/>
+    <ds:schemaRef ds:uri="http://www.w3.org/2000/xmlns/"/>
     <ds:schemaRef ds:uri="73696a56-bd0e-4570-a987-29dcf22628be"/>
-    <ds:schemaRef ds:uri="http://schemas.microsoft.com/office/2006/documentManagement/types"/>
-    <ds:schemaRef ds:uri="http://schemas.microsoft.com/office/infopath/2007/PartnerControls"/>
-    <ds:schemaRef ds:uri="http://schemas.openxmlformats.org/package/2006/metadata/core-properties"/>
-    <ds:schemaRef ds:uri="http://purl.org/dc/elements/1.1/"/>
-    <ds:schemaRef ds:uri="http://purl.org/dc/terms/"/>
-    <ds:schemaRef ds:uri="http://schemas.microsoft.com/internal/obd"/>
+    <ds:schemaRef ds:uri="http://www.w3.org/2001/XMLSchema-instance"/>
   </ds:schemaRefs>
 </ds:datastoreItem>
 </file>
@@ -1824,10 +2730,12 @@
 </file>
 
 <file path=customXml/itemProps3.xml><?xml version="1.0" encoding="utf-8"?>
-<ds:datastoreItem xmlns:ds="http://schemas.openxmlformats.org/officeDocument/2006/customXml" ds:itemID="{93F9BD65-3D1A-4472-B935-04E3A1EBC73A}">
+<ds:datastoreItem xmlns:ds="http://schemas.openxmlformats.org/officeDocument/2006/customXml" ds:itemID="{66418CB1-5EB8-4000-82B9-761C01C90E23}">
   <ds:schemaRefs>
-    <ds:schemaRef ds:uri="http://schemas.microsoft.com/office/2006/metadata/properties"/>
-    <ds:schemaRef ds:uri="http://schemas.microsoft.com/office/infopath/2007/PartnerControls"/>
+    <ds:schemaRef ds:uri="http://schemas.microsoft.com/office/2006/metadata/contentType"/>
+    <ds:schemaRef ds:uri="http://schemas.microsoft.com/office/2006/metadata/properties/metaAttributes"/>
+    <ds:schemaRef ds:uri="http://www.w3.org/2000/xmlns/"/>
+    <ds:schemaRef ds:uri="http://www.w3.org/2001/XMLSchema"/>
     <ds:schemaRef ds:uri="73696a56-bd0e-4570-a987-29dcf22628be"/>
   </ds:schemaRefs>
 </ds:datastoreItem>
